--- a/docs/Spotlight_Test_Scenarios.docx
+++ b/docs/Spotlight_Test_Scenarios.docx
@@ -533,7 +533,7 @@
               <w:rPr>
                 <w:sz w:val="19"/>
               </w:rPr>
-              <w:t>117</w:t>
+              <w:t>134</w:t>
             </w:r>
           </w:p>
         </w:tc>
@@ -622,7 +622,7 @@
               <w:rPr>
                 <w:sz w:val="19"/>
               </w:rPr>
-              <w:t>13</w:t>
+              <w:t>23</w:t>
             </w:r>
           </w:p>
         </w:tc>
@@ -891,7 +891,7 @@
               <w:rPr>
                 <w:sz w:val="19"/>
               </w:rPr>
-              <w:t>11</w:t>
+              <w:t>14</w:t>
             </w:r>
           </w:p>
         </w:tc>
@@ -954,7 +954,7 @@
         <w:spacing w:after="200"/>
       </w:pPr>
       <w:r>
-        <w:t>Total: 141 Java tests (mvn test) + 18 Playwright tests (npm test) = 159 automated checks across five tiers.</w:t>
+        <w:t>Total: 168 Java tests (mvn test) + 21 Playwright tests (npm test) = 189 automated checks across five tiers.</w:t>
       </w:r>
     </w:p>
     <w:p>
@@ -2044,7 +2044,7 @@
               <w:rPr>
                 <w:sz w:val="19"/>
               </w:rPr>
-              <w:t>Both nominations show RECIPROCAL_NOMINATION, not just the second one.</w:t>
+              <w:t>Both nominations show RECIPROCAL_NOMINATION, not just the second one. A flag never blocks a decision either - approving the flagged A-&gt;B nomination directly afterward still succeeds (T-06).</w:t>
             </w:r>
           </w:p>
         </w:tc>
@@ -2805,6 +2805,174 @@
                 <w:sz w:val="19"/>
               </w:rPr>
               <w:t>Confirmed genuinely dynamic via a change listener, including the HOW field's placeholder text.</w:t>
+            </w:r>
+          </w:p>
+        </w:tc>
+      </w:tr>
+      <w:tr>
+        <w:tc>
+          <w:tcPr>
+            <w:tcW w:type="dxa" w:w="1008"/>
+            <w:shd w:val="clear" w:color="auto" w:fill="EEF3F5"/>
+          </w:tcPr>
+          <w:p>
+            <w:pPr>
+              <w:spacing w:after="40"/>
+            </w:pPr>
+            <w:r/>
+            <w:r>
+              <w:rPr>
+                <w:sz w:val="19"/>
+              </w:rPr>
+              <w:t>T-26</w:t>
+            </w:r>
+          </w:p>
+        </w:tc>
+        <w:tc>
+          <w:tcPr>
+            <w:tcW w:type="dxa" w:w="3744"/>
+            <w:shd w:val="clear" w:color="auto" w:fill="EEF3F5"/>
+          </w:tcPr>
+          <w:p>
+            <w:pPr>
+              <w:spacing w:after="40"/>
+            </w:pPr>
+            <w:r/>
+            <w:r>
+              <w:rPr>
+                <w:sz w:val="19"/>
+              </w:rPr>
+              <w:t>Full context visible before deciding</w:t>
+            </w:r>
+          </w:p>
+        </w:tc>
+        <w:tc>
+          <w:tcPr>
+            <w:tcW w:type="dxa" w:w="5328"/>
+            <w:shd w:val="clear" w:color="auto" w:fill="EEF3F5"/>
+          </w:tcPr>
+          <w:p>
+            <w:pPr>
+              <w:spacing w:after="40"/>
+            </w:pPr>
+            <w:r/>
+            <w:r>
+              <w:rPr>
+                <w:sz w:val="19"/>
+              </w:rPr>
+              <w:t>The coordinator detail panel renders WHAT/HOW text and the Approve/Reject buttons in the same synchronous innerHTML write - the buttons are never available before the content has actually loaded.</w:t>
+            </w:r>
+          </w:p>
+        </w:tc>
+      </w:tr>
+      <w:tr>
+        <w:tc>
+          <w:tcPr>
+            <w:tcW w:type="dxa" w:w="1008"/>
+            <w:shd w:val="clear" w:color="auto" w:fill="EEF3F5"/>
+          </w:tcPr>
+          <w:p>
+            <w:pPr>
+              <w:spacing w:after="40"/>
+            </w:pPr>
+            <w:r/>
+            <w:r>
+              <w:rPr>
+                <w:sz w:val="19"/>
+              </w:rPr>
+              <w:t>T-41</w:t>
+            </w:r>
+          </w:p>
+        </w:tc>
+        <w:tc>
+          <w:tcPr>
+            <w:tcW w:type="dxa" w:w="3744"/>
+            <w:shd w:val="clear" w:color="auto" w:fill="EEF3F5"/>
+          </w:tcPr>
+          <w:p>
+            <w:pPr>
+              <w:spacing w:after="40"/>
+            </w:pPr>
+            <w:r/>
+            <w:r>
+              <w:rPr>
+                <w:sz w:val="19"/>
+              </w:rPr>
+              <w:t>(BUG, pinned as regression) Reloading mid-form silently discards everything typed</w:t>
+            </w:r>
+          </w:p>
+        </w:tc>
+        <w:tc>
+          <w:tcPr>
+            <w:tcW w:type="dxa" w:w="5328"/>
+            <w:shd w:val="clear" w:color="auto" w:fill="EEF3F5"/>
+          </w:tcPr>
+          <w:p>
+            <w:pPr>
+              <w:spacing w:after="40"/>
+            </w:pPr>
+            <w:r/>
+            <w:r>
+              <w:rPr>
+                <w:sz w:val="19"/>
+              </w:rPr>
+              <w:t>No draft persistence exists anywhere in the app - localStorage only covers persona/theme/greyscale/quarter-seen, and the app's only "Save draft" buttons are disabled stubs. A mid-form reload looks identical to a fresh, empty visit, with no warning anything was lost. See Part 7 finding.</w:t>
+            </w:r>
+          </w:p>
+        </w:tc>
+      </w:tr>
+      <w:tr>
+        <w:tc>
+          <w:tcPr>
+            <w:tcW w:type="dxa" w:w="1008"/>
+            <w:shd w:val="clear" w:color="auto" w:fill="EEF3F5"/>
+          </w:tcPr>
+          <w:p>
+            <w:pPr>
+              <w:spacing w:after="40"/>
+            </w:pPr>
+            <w:r/>
+            <w:r>
+              <w:rPr>
+                <w:sz w:val="19"/>
+              </w:rPr>
+              <w:t>T-43</w:t>
+            </w:r>
+          </w:p>
+        </w:tc>
+        <w:tc>
+          <w:tcPr>
+            <w:tcW w:type="dxa" w:w="3744"/>
+            <w:shd w:val="clear" w:color="auto" w:fill="EEF3F5"/>
+          </w:tcPr>
+          <w:p>
+            <w:pPr>
+              <w:spacing w:after="40"/>
+            </w:pPr>
+            <w:r/>
+            <w:r>
+              <w:rPr>
+                <w:sz w:val="19"/>
+              </w:rPr>
+              <w:t>XSS text renders as plain text, never live markup</w:t>
+            </w:r>
+          </w:p>
+        </w:tc>
+        <w:tc>
+          <w:tcPr>
+            <w:tcW w:type="dxa" w:w="5328"/>
+            <w:shd w:val="clear" w:color="auto" w:fill="EEF3F5"/>
+          </w:tcPr>
+          <w:p>
+            <w:pPr>
+              <w:spacing w:after="40"/>
+            </w:pPr>
+            <w:r/>
+            <w:r>
+              <w:rPr>
+                <w:sz w:val="19"/>
+              </w:rPr>
+              <w:t>A &lt;script&gt; tag submitted in WHAT is shown as visible text in the review detail panel and never executes - confirms app.js's esc() escaping is applied on the render path.</w:t>
             </w:r>
           </w:p>
         </w:tc>
@@ -3608,6 +3776,536 @@
           </w:p>
         </w:tc>
       </w:tr>
+      <w:tr>
+        <w:tc>
+          <w:tcPr>
+            <w:tcW w:type="dxa" w:w="1008"/>
+          </w:tcPr>
+          <w:p>
+            <w:pPr>
+              <w:spacing w:after="40"/>
+            </w:pPr>
+            <w:r/>
+            <w:r>
+              <w:rPr>
+                <w:sz w:val="19"/>
+              </w:rPr>
+              <w:t>BB-13</w:t>
+            </w:r>
+          </w:p>
+        </w:tc>
+        <w:tc>
+          <w:tcPr>
+            <w:tcW w:type="dxa" w:w="4032"/>
+          </w:tcPr>
+          <w:p>
+            <w:pPr>
+              <w:spacing w:after="40"/>
+            </w:pPr>
+            <w:r/>
+            <w:r>
+              <w:rPr>
+                <w:sz w:val="19"/>
+              </w:rPr>
+              <w:t>Same nominee, 3 different nominators, same quarter</w:t>
+            </w:r>
+          </w:p>
+        </w:tc>
+        <w:tc>
+          <w:tcPr>
+            <w:tcW w:type="dxa" w:w="5040"/>
+          </w:tcPr>
+          <w:p>
+            <w:pPr>
+              <w:spacing w:after="40"/>
+            </w:pPr>
+            <w:r/>
+            <w:r>
+              <w:rPr>
+                <w:sz w:val="19"/>
+              </w:rPr>
+              <w:t>All three succeed - the quarter limit is scoped to the nominator, not the nominee.</w:t>
+            </w:r>
+          </w:p>
+        </w:tc>
+      </w:tr>
+      <w:tr>
+        <w:tc>
+          <w:tcPr>
+            <w:tcW w:type="dxa" w:w="1008"/>
+          </w:tcPr>
+          <w:p>
+            <w:pPr>
+              <w:spacing w:after="40"/>
+            </w:pPr>
+            <w:r/>
+            <w:r>
+              <w:rPr>
+                <w:sz w:val="19"/>
+              </w:rPr>
+              <w:t>BB-14</w:t>
+            </w:r>
+          </w:p>
+        </w:tc>
+        <w:tc>
+          <w:tcPr>
+            <w:tcW w:type="dxa" w:w="4032"/>
+          </w:tcPr>
+          <w:p>
+            <w:pPr>
+              <w:spacing w:after="40"/>
+            </w:pPr>
+            <w:r/>
+            <w:r>
+              <w:rPr>
+                <w:sz w:val="19"/>
+              </w:rPr>
+              <w:t>Blank whatText</w:t>
+            </w:r>
+          </w:p>
+        </w:tc>
+        <w:tc>
+          <w:tcPr>
+            <w:tcW w:type="dxa" w:w="5040"/>
+          </w:tcPr>
+          <w:p>
+            <w:pPr>
+              <w:spacing w:after="40"/>
+            </w:pPr>
+            <w:r/>
+            <w:r>
+              <w:rPr>
+                <w:sz w:val="19"/>
+              </w:rPr>
+              <w:t>400, naming whatText specifically.</w:t>
+            </w:r>
+          </w:p>
+        </w:tc>
+      </w:tr>
+      <w:tr>
+        <w:tc>
+          <w:tcPr>
+            <w:tcW w:type="dxa" w:w="1008"/>
+          </w:tcPr>
+          <w:p>
+            <w:pPr>
+              <w:spacing w:after="40"/>
+            </w:pPr>
+            <w:r/>
+            <w:r>
+              <w:rPr>
+                <w:sz w:val="19"/>
+              </w:rPr>
+              <w:t>BB-15</w:t>
+            </w:r>
+          </w:p>
+        </w:tc>
+        <w:tc>
+          <w:tcPr>
+            <w:tcW w:type="dxa" w:w="4032"/>
+          </w:tcPr>
+          <w:p>
+            <w:pPr>
+              <w:spacing w:after="40"/>
+            </w:pPr>
+            <w:r/>
+            <w:r>
+              <w:rPr>
+                <w:sz w:val="19"/>
+              </w:rPr>
+              <w:t>Blank howText</w:t>
+            </w:r>
+          </w:p>
+        </w:tc>
+        <w:tc>
+          <w:tcPr>
+            <w:tcW w:type="dxa" w:w="5040"/>
+          </w:tcPr>
+          <w:p>
+            <w:pPr>
+              <w:spacing w:after="40"/>
+            </w:pPr>
+            <w:r/>
+            <w:r>
+              <w:rPr>
+                <w:sz w:val="19"/>
+              </w:rPr>
+              <w:t>400, naming howText specifically.</w:t>
+            </w:r>
+          </w:p>
+        </w:tc>
+      </w:tr>
+      <w:tr>
+        <w:tc>
+          <w:tcPr>
+            <w:tcW w:type="dxa" w:w="1008"/>
+          </w:tcPr>
+          <w:p>
+            <w:pPr>
+              <w:spacing w:after="40"/>
+            </w:pPr>
+            <w:r/>
+            <w:r>
+              <w:rPr>
+                <w:sz w:val="19"/>
+              </w:rPr>
+              <w:t>BB-16</w:t>
+            </w:r>
+          </w:p>
+        </w:tc>
+        <w:tc>
+          <w:tcPr>
+            <w:tcW w:type="dxa" w:w="4032"/>
+          </w:tcPr>
+          <w:p>
+            <w:pPr>
+              <w:spacing w:after="40"/>
+            </w:pPr>
+            <w:r/>
+            <w:r>
+              <w:rPr>
+                <w:sz w:val="19"/>
+              </w:rPr>
+              <w:t>Blank nomineeEmail</w:t>
+            </w:r>
+          </w:p>
+        </w:tc>
+        <w:tc>
+          <w:tcPr>
+            <w:tcW w:type="dxa" w:w="5040"/>
+          </w:tcPr>
+          <w:p>
+            <w:pPr>
+              <w:spacing w:after="40"/>
+            </w:pPr>
+            <w:r/>
+            <w:r>
+              <w:rPr>
+                <w:sz w:val="19"/>
+              </w:rPr>
+              <w:t>400, naming nomineeEmail specifically.</w:t>
+            </w:r>
+          </w:p>
+        </w:tc>
+      </w:tr>
+      <w:tr>
+        <w:tc>
+          <w:tcPr>
+            <w:tcW w:type="dxa" w:w="1008"/>
+          </w:tcPr>
+          <w:p>
+            <w:pPr>
+              <w:spacing w:after="40"/>
+            </w:pPr>
+            <w:r/>
+            <w:r>
+              <w:rPr>
+                <w:sz w:val="19"/>
+              </w:rPr>
+              <w:t>BB-17</w:t>
+            </w:r>
+          </w:p>
+        </w:tc>
+        <w:tc>
+          <w:tcPr>
+            <w:tcW w:type="dxa" w:w="4032"/>
+          </w:tcPr>
+          <w:p>
+            <w:pPr>
+              <w:spacing w:after="40"/>
+            </w:pPr>
+            <w:r/>
+            <w:r>
+              <w:rPr>
+                <w:sz w:val="19"/>
+              </w:rPr>
+              <w:t>Nominator identity in the response</w:t>
+            </w:r>
+          </w:p>
+        </w:tc>
+        <w:tc>
+          <w:tcPr>
+            <w:tcW w:type="dxa" w:w="5040"/>
+          </w:tcPr>
+          <w:p>
+            <w:pPr>
+              <w:spacing w:after="40"/>
+            </w:pPr>
+            <w:r/>
+            <w:r>
+              <w:rPr>
+                <w:sz w:val="19"/>
+              </w:rPr>
+              <w:t>Matches exactly what was submitted - no server-side "current user" substitution to go wrong.</w:t>
+            </w:r>
+          </w:p>
+        </w:tc>
+      </w:tr>
+      <w:tr>
+        <w:tc>
+          <w:tcPr>
+            <w:tcW w:type="dxa" w:w="1008"/>
+          </w:tcPr>
+          <w:p>
+            <w:pPr>
+              <w:spacing w:after="40"/>
+            </w:pPr>
+            <w:r/>
+            <w:r>
+              <w:rPr>
+                <w:sz w:val="19"/>
+              </w:rPr>
+              <w:t>BB-18</w:t>
+            </w:r>
+          </w:p>
+        </w:tc>
+        <w:tc>
+          <w:tcPr>
+            <w:tcW w:type="dxa" w:w="4032"/>
+          </w:tcPr>
+          <w:p>
+            <w:pPr>
+              <w:spacing w:after="40"/>
+            </w:pPr>
+            <w:r/>
+            <w:r>
+              <w:rPr>
+                <w:sz w:val="19"/>
+              </w:rPr>
+              <w:t>Whitespace-only whatText (spaces/newlines, no visible content)</w:t>
+            </w:r>
+          </w:p>
+        </w:tc>
+        <w:tc>
+          <w:tcPr>
+            <w:tcW w:type="dxa" w:w="5040"/>
+          </w:tcPr>
+          <w:p>
+            <w:pPr>
+              <w:spacing w:after="40"/>
+            </w:pPr>
+            <w:r/>
+            <w:r>
+              <w:rPr>
+                <w:sz w:val="19"/>
+              </w:rPr>
+              <w:t>400, same as a genuinely blank field.</w:t>
+            </w:r>
+          </w:p>
+        </w:tc>
+      </w:tr>
+      <w:tr>
+        <w:tc>
+          <w:tcPr>
+            <w:tcW w:type="dxa" w:w="1008"/>
+          </w:tcPr>
+          <w:p>
+            <w:pPr>
+              <w:spacing w:after="40"/>
+            </w:pPr>
+            <w:r/>
+            <w:r>
+              <w:rPr>
+                <w:sz w:val="19"/>
+              </w:rPr>
+              <w:t>BB-19</w:t>
+            </w:r>
+          </w:p>
+        </w:tc>
+        <w:tc>
+          <w:tcPr>
+            <w:tcW w:type="dxa" w:w="4032"/>
+          </w:tcPr>
+          <w:p>
+            <w:pPr>
+              <w:spacing w:after="40"/>
+            </w:pPr>
+            <w:r/>
+            <w:r>
+              <w:rPr>
+                <w:sz w:val="19"/>
+              </w:rPr>
+              <w:t>PUT or DELETE on /audit-log</w:t>
+            </w:r>
+          </w:p>
+        </w:tc>
+        <w:tc>
+          <w:tcPr>
+            <w:tcW w:type="dxa" w:w="5040"/>
+          </w:tcPr>
+          <w:p>
+            <w:pPr>
+              <w:spacing w:after="40"/>
+            </w:pPr>
+            <w:r/>
+            <w:r>
+              <w:rPr>
+                <w:sz w:val="19"/>
+              </w:rPr>
+              <w:t>Neither is supported - nothing in the public API can alter an existing audit entry.</w:t>
+            </w:r>
+          </w:p>
+        </w:tc>
+      </w:tr>
+      <w:tr>
+        <w:tc>
+          <w:tcPr>
+            <w:tcW w:type="dxa" w:w="1008"/>
+          </w:tcPr>
+          <w:p>
+            <w:pPr>
+              <w:spacing w:after="40"/>
+            </w:pPr>
+            <w:r/>
+            <w:r>
+              <w:rPr>
+                <w:sz w:val="19"/>
+              </w:rPr>
+              <w:t>BB-20</w:t>
+            </w:r>
+          </w:p>
+        </w:tc>
+        <w:tc>
+          <w:tcPr>
+            <w:tcW w:type="dxa" w:w="4032"/>
+          </w:tcPr>
+          <w:p>
+            <w:pPr>
+              <w:spacing w:after="40"/>
+            </w:pPr>
+            <w:r/>
+            <w:r>
+              <w:rPr>
+                <w:sz w:val="19"/>
+              </w:rPr>
+              <w:t>(BUG, pinned as regression) Two simultaneous approve calls on the same pending nomination</w:t>
+            </w:r>
+          </w:p>
+        </w:tc>
+        <w:tc>
+          <w:tcPr>
+            <w:tcW w:type="dxa" w:w="5040"/>
+          </w:tcPr>
+          <w:p>
+            <w:pPr>
+              <w:spacing w:after="40"/>
+            </w:pPr>
+            <w:r/>
+            <w:r>
+              <w:rPr>
+                <w:sz w:val="19"/>
+              </w:rPr>
+              <w:t>Both currently return 200 OK, instead of the second being rejected the way BB-6's sequential double-approve is. See Part 7 finding.</w:t>
+            </w:r>
+          </w:p>
+        </w:tc>
+      </w:tr>
+      <w:tr>
+        <w:tc>
+          <w:tcPr>
+            <w:tcW w:type="dxa" w:w="1008"/>
+          </w:tcPr>
+          <w:p>
+            <w:pPr>
+              <w:spacing w:after="40"/>
+            </w:pPr>
+            <w:r/>
+            <w:r>
+              <w:rPr>
+                <w:sz w:val="19"/>
+              </w:rPr>
+              <w:t>BB-21</w:t>
+            </w:r>
+          </w:p>
+        </w:tc>
+        <w:tc>
+          <w:tcPr>
+            <w:tcW w:type="dxa" w:w="4032"/>
+          </w:tcPr>
+          <w:p>
+            <w:pPr>
+              <w:spacing w:after="40"/>
+            </w:pPr>
+            <w:r/>
+            <w:r>
+              <w:rPr>
+                <w:sz w:val="19"/>
+              </w:rPr>
+              <w:t>WHAT text containing a &lt;script&gt; tag</w:t>
+            </w:r>
+          </w:p>
+        </w:tc>
+        <w:tc>
+          <w:tcPr>
+            <w:tcW w:type="dxa" w:w="5040"/>
+          </w:tcPr>
+          <w:p>
+            <w:pPr>
+              <w:spacing w:after="40"/>
+            </w:pPr>
+            <w:r/>
+            <w:r>
+              <w:rPr>
+                <w:sz w:val="19"/>
+              </w:rPr>
+              <w:t>Stored and returned as literal text, never stripped or executed - escaping on display is app.js's job, not the API's.</w:t>
+            </w:r>
+          </w:p>
+        </w:tc>
+      </w:tr>
+      <w:tr>
+        <w:tc>
+          <w:tcPr>
+            <w:tcW w:type="dxa" w:w="1008"/>
+          </w:tcPr>
+          <w:p>
+            <w:pPr>
+              <w:spacing w:after="40"/>
+            </w:pPr>
+            <w:r/>
+            <w:r>
+              <w:rPr>
+                <w:sz w:val="19"/>
+              </w:rPr>
+              <w:t>BB-22</w:t>
+            </w:r>
+          </w:p>
+        </w:tc>
+        <w:tc>
+          <w:tcPr>
+            <w:tcW w:type="dxa" w:w="4032"/>
+          </w:tcPr>
+          <w:p>
+            <w:pPr>
+              <w:spacing w:after="40"/>
+            </w:pPr>
+            <w:r/>
+            <w:r>
+              <w:rPr>
+                <w:sz w:val="19"/>
+              </w:rPr>
+              <w:t>Emoji and non-Latin characters in WHAT/HOW</w:t>
+            </w:r>
+          </w:p>
+        </w:tc>
+        <w:tc>
+          <w:tcPr>
+            <w:tcW w:type="dxa" w:w="5040"/>
+          </w:tcPr>
+          <w:p>
+            <w:pPr>
+              <w:spacing w:after="40"/>
+            </w:pPr>
+            <w:r/>
+            <w:r>
+              <w:rPr>
+                <w:sz w:val="19"/>
+              </w:rPr>
+              <w:t>Round-trip exactly through submit -&gt; GET.</w:t>
+            </w:r>
+          </w:p>
+        </w:tc>
+      </w:tr>
     </w:tbl>
     <w:p/>
     <w:p>
@@ -4299,7 +4997,7 @@
               <w:rPr>
                 <w:sz w:val="19"/>
               </w:rPr>
-              <w:t>18</w:t>
+              <w:t>20</w:t>
             </w:r>
           </w:p>
         </w:tc>
@@ -4316,7 +5014,113 @@
               <w:rPr>
                 <w:sz w:val="19"/>
               </w:rPr>
-              <w:t>Self-nomination, quarter limit + resubmission bypass, AI fallback (unavailable/error/overlap), approve/reject/resubmission comms routing, double-decision guard.</w:t>
+              <w:t>Self-nomination, quarter limit + resubmission bypass, AI fallback (unavailable/error/overlap), approve/reject/resubmission comms routing, double-decision guard. Also: an existing nomination from the previous quarter never blocks a new submission, flags never change the outcome no matter how many trip, and the coordinator email + comms-sent timestamp are recorded on every decision (approve/reject/resubmission).</w:t>
+            </w:r>
+          </w:p>
+        </w:tc>
+      </w:tr>
+      <w:tr>
+        <w:tc>
+          <w:tcPr>
+            <w:tcW w:type="dxa" w:w="2736"/>
+          </w:tcPr>
+          <w:p>
+            <w:pPr>
+              <w:spacing w:after="40"/>
+            </w:pPr>
+            <w:r/>
+            <w:r>
+              <w:rPr>
+                <w:sz w:val="19"/>
+              </w:rPr>
+              <w:t>ReciprocalNominationCheckTest</w:t>
+            </w:r>
+          </w:p>
+        </w:tc>
+        <w:tc>
+          <w:tcPr>
+            <w:tcW w:type="dxa" w:w="864"/>
+          </w:tcPr>
+          <w:p>
+            <w:pPr>
+              <w:spacing w:after="40"/>
+            </w:pPr>
+            <w:r/>
+            <w:r>
+              <w:rPr>
+                <w:sz w:val="19"/>
+              </w:rPr>
+              <w:t>6</w:t>
+            </w:r>
+          </w:p>
+        </w:tc>
+        <w:tc>
+          <w:tcPr>
+            <w:tcW w:type="dxa" w:w="6480"/>
+          </w:tcPr>
+          <w:p>
+            <w:pPr>
+              <w:spacing w:after="40"/>
+            </w:pPr>
+            <w:r/>
+            <w:r>
+              <w:rPr>
+                <w:sz w:val="19"/>
+              </w:rPr>
+              <w:t>A nominates B / B nominates A pairing, case- and whitespace-insensitive email matching, a nomination never matching itself, and an unrelated third-party nomination not producing a false match.</w:t>
+            </w:r>
+          </w:p>
+        </w:tc>
+      </w:tr>
+      <w:tr>
+        <w:tc>
+          <w:tcPr>
+            <w:tcW w:type="dxa" w:w="2736"/>
+          </w:tcPr>
+          <w:p>
+            <w:pPr>
+              <w:spacing w:after="40"/>
+            </w:pPr>
+            <w:r/>
+            <w:r>
+              <w:rPr>
+                <w:sz w:val="19"/>
+              </w:rPr>
+              <w:t>RepeatNominationCheckTest</w:t>
+            </w:r>
+          </w:p>
+        </w:tc>
+        <w:tc>
+          <w:tcPr>
+            <w:tcW w:type="dxa" w:w="864"/>
+          </w:tcPr>
+          <w:p>
+            <w:pPr>
+              <w:spacing w:after="40"/>
+            </w:pPr>
+            <w:r/>
+            <w:r>
+              <w:rPr>
+                <w:sz w:val="19"/>
+              </w:rPr>
+              <w:t>8</w:t>
+            </w:r>
+          </w:p>
+        </w:tc>
+        <w:tc>
+          <w:tcPr>
+            <w:tcW w:type="dxa" w:w="6480"/>
+          </w:tcPr>
+          <w:p>
+            <w:pPr>
+              <w:spacing w:after="40"/>
+            </w:pPr>
+            <w:r/>
+            <w:r>
+              <w:rPr>
+                <w:sz w:val="19"/>
+              </w:rPr>
+              <w:t>Same nominee flagged only for the immediately preceding quarter (not two quarters back, not the same quarter), different-nominee exclusion, self-match guard, null-safety on submittedAt and nomineeEmail.</w:t>
             </w:r>
           </w:p>
         </w:tc>
@@ -4657,6 +5461,46 @@
         <w:t>-rw-r--r-- instead of -rwxr-xr-x — the very first ./mvnw test invocation this session failed with "permission denied" before any test ran at all. Fixed with chmod +x mvnw; worth checking after any fresh clone or archive extraction if the same error appears.</w:t>
       </w:r>
     </w:p>
+    <w:p>
+      <w:pPr>
+        <w:spacing w:before="120"/>
+      </w:pPr>
+      <w:r>
+        <w:rPr>
+          <w:b/>
+          <w:color w:val="B03A2E"/>
+        </w:rPr>
+        <w:t>⚠ T-39 / BB-20: two simultaneous approve calls both succeed - no guard against a real race</w:t>
+      </w:r>
+    </w:p>
+    <w:p>
+      <w:pPr>
+        <w:spacing w:after="160"/>
+      </w:pPr>
+      <w:r>
+        <w:t>NominationService.approve() reads the nomination, checks its PENDING_REVIEW status, then writes - with no @Version/optimistic lock and no row-level lock. BB-6 only proves the SEQUENTIAL double-approve case is guarded (the second call gets 409); it never exercised a genuine race. Under an actual concurrent race - two threads calling approve() on the same id through a real ExecutorService against a live HTTP server, not simulated - both calls currently return 200 OK, both to the same nomination. Pinned as a regression test (BB-20) rather than silently asserting the safe behavior the app doesn't yet have.</w:t>
+      </w:r>
+    </w:p>
+    <w:p>
+      <w:pPr>
+        <w:spacing w:before="120"/>
+      </w:pPr>
+      <w:r>
+        <w:rPr>
+          <w:b/>
+          <w:color w:val="B03A2E"/>
+        </w:rPr>
+        <w:t>⚠ T-41: a mid-form reload silently discards everything typed, with no draft and no warning</w:t>
+      </w:r>
+    </w:p>
+    <w:p>
+      <w:pPr>
+        <w:spacing w:after="160"/>
+      </w:pPr>
+      <w:r>
+        <w:t>localStorage is used elsewhere in the app - persona choice, theme, greyscale, and which quarter's deadline banner has been dismissed - but never for the submission form's own field values. The app's only "Save draft" buttons (on the Praises Wall / Reports placeholder screens) are hard-disabled stubs, not a working feature anywhere. A reload mid-fill therefore looks identical to a fresh, empty visit - there is no way for a user to tell "I never started" apart from "I lost my work."</w:t>
+      </w:r>
+    </w:p>
     <w:sectPr>
       <w:pgSz w:w="12240" w:h="15840"/>
       <w:pgMar w:top="1440" w:right="1800" w:bottom="1440" w:left="1800" w:header="720" w:footer="720" w:gutter="0"/>
